--- a/elec-system/projects/ТЕСТ-2025-001_Тестовая_школа/docs/ТЕСТ-2025-001_spec.docx
+++ b/elec-system/projects/ТЕСТ-2025-001_Тестовая_школа/docs/ТЕСТ-2025-001_spec.docx
@@ -409,7 +409,7 @@
                 <w:b w:val="0"/>
                 <w:sz w:val="20"/>
               </w:rPr>
-              <w:t>Iн шины=50А</w:t>
+              <w:t>Iн шины=40А</w:t>
             </w:r>
           </w:p>
         </w:tc>
@@ -430,6 +430,116 @@
                 <w:sz w:val="20"/>
               </w:rPr>
               <w:t>3</w:t>
+            </w:r>
+          </w:p>
+        </w:tc>
+        <w:tc>
+          <w:tcPr>
+            <w:tcW w:type="dxa" w:w="2268"/>
+          </w:tcPr>
+          <w:p>
+            <w:pPr>
+              <w:jc w:val="left"/>
+            </w:pPr>
+            <w:r>
+              <w:rPr>
+                <w:rFonts w:ascii="Times New Roman" w:hAnsi="Times New Roman"/>
+                <w:b w:val="0"/>
+                <w:sz w:val="20"/>
+              </w:rPr>
+              <w:t>ЩАО-1</w:t>
+            </w:r>
+          </w:p>
+        </w:tc>
+        <w:tc>
+          <w:tcPr>
+            <w:tcW w:type="dxa" w:w="4819"/>
+          </w:tcPr>
+          <w:p>
+            <w:pPr>
+              <w:jc w:val="left"/>
+            </w:pPr>
+            <w:r>
+              <w:rPr>
+                <w:rFonts w:ascii="Times New Roman" w:hAnsi="Times New Roman"/>
+                <w:b w:val="0"/>
+                <w:sz w:val="20"/>
+              </w:rPr>
+              <w:t>Щит аварийного освещения</w:t>
+            </w:r>
+          </w:p>
+        </w:tc>
+        <w:tc>
+          <w:tcPr>
+            <w:tcW w:type="dxa" w:w="850"/>
+          </w:tcPr>
+          <w:p>
+            <w:pPr>
+              <w:jc w:val="center"/>
+            </w:pPr>
+            <w:r>
+              <w:rPr>
+                <w:rFonts w:ascii="Times New Roman" w:hAnsi="Times New Roman"/>
+                <w:b w:val="0"/>
+                <w:sz w:val="20"/>
+              </w:rPr>
+              <w:t>1</w:t>
+            </w:r>
+          </w:p>
+        </w:tc>
+        <w:tc>
+          <w:tcPr>
+            <w:tcW w:type="dxa" w:w="680"/>
+          </w:tcPr>
+          <w:p>
+            <w:pPr>
+              <w:jc w:val="center"/>
+            </w:pPr>
+            <w:r>
+              <w:rPr>
+                <w:rFonts w:ascii="Times New Roman" w:hAnsi="Times New Roman"/>
+                <w:b w:val="0"/>
+                <w:sz w:val="20"/>
+              </w:rPr>
+              <w:t>шт.</w:t>
+            </w:r>
+          </w:p>
+        </w:tc>
+        <w:tc>
+          <w:tcPr>
+            <w:tcW w:type="dxa" w:w="3005"/>
+          </w:tcPr>
+          <w:p>
+            <w:pPr>
+              <w:jc w:val="left"/>
+            </w:pPr>
+            <w:r>
+              <w:rPr>
+                <w:rFonts w:ascii="Times New Roman" w:hAnsi="Times New Roman"/>
+                <w:b w:val="0"/>
+                <w:sz w:val="20"/>
+              </w:rPr>
+              <w:t>Iн шины=6А</w:t>
+            </w:r>
+          </w:p>
+        </w:tc>
+      </w:tr>
+      <w:tr>
+        <w:tc>
+          <w:tcPr>
+            <w:tcW w:type="dxa" w:w="850"/>
+          </w:tcPr>
+          <w:p>
+            <w:pPr>
+              <w:jc w:val="center"/>
+            </w:pPr>
+            <w:r>
+              <w:rPr>
+                <w:rFonts w:ascii="Times New Roman" w:hAnsi="Times New Roman"/>
+                <w:b w:val="0"/>
+                <w:sz w:val="20"/>
+              </w:rPr>
+              <w:t>4</w:t>
             </w:r>
           </w:p>
         </w:tc>
@@ -539,7 +649,7 @@
                 <w:b w:val="0"/>
                 <w:sz w:val="20"/>
               </w:rPr>
-              <w:t>4</w:t>
+              <w:t>5</w:t>
             </w:r>
           </w:p>
         </w:tc>
@@ -649,7 +759,7 @@
                 <w:b w:val="0"/>
                 <w:sz w:val="20"/>
               </w:rPr>
-              <w:t>5</w:t>
+              <w:t>6</w:t>
             </w:r>
           </w:p>
         </w:tc>
@@ -759,7 +869,7 @@
                 <w:b w:val="0"/>
                 <w:sz w:val="20"/>
               </w:rPr>
-              <w:t>6</w:t>
+              <w:t>7</w:t>
             </w:r>
           </w:p>
         </w:tc>
@@ -890,7 +1000,7 @@
                 <w:b w:val="0"/>
                 <w:sz w:val="20"/>
               </w:rPr>
-              <w:t>7</w:t>
+              <w:t>8</w:t>
             </w:r>
           </w:p>
         </w:tc>
@@ -944,7 +1054,7 @@
                 <w:b w:val="0"/>
                 <w:sz w:val="20"/>
               </w:rPr>
-              <w:t>2</w:t>
+              <w:t>3</w:t>
             </w:r>
           </w:p>
         </w:tc>
@@ -1000,7 +1110,7 @@
                 <w:b w:val="0"/>
                 <w:sz w:val="20"/>
               </w:rPr>
-              <w:t>8</w:t>
+              <w:t>9</w:t>
             </w:r>
           </w:p>
         </w:tc>
@@ -1110,7 +1220,7 @@
                 <w:b w:val="0"/>
                 <w:sz w:val="20"/>
               </w:rPr>
-              <w:t>9</w:t>
+              <w:t>10</w:t>
             </w:r>
           </w:p>
         </w:tc>
@@ -1220,7 +1330,7 @@
                 <w:b w:val="0"/>
                 <w:sz w:val="20"/>
               </w:rPr>
-              <w:t>10</w:t>
+              <w:t>11</w:t>
             </w:r>
           </w:p>
         </w:tc>
@@ -1330,7 +1440,7 @@
                 <w:b w:val="0"/>
                 <w:sz w:val="20"/>
               </w:rPr>
-              <w:t>11</w:t>
+              <w:t>12</w:t>
             </w:r>
           </w:p>
         </w:tc>
@@ -1440,7 +1550,7 @@
                 <w:b w:val="0"/>
                 <w:sz w:val="20"/>
               </w:rPr>
-              <w:t>12</w:t>
+              <w:t>13</w:t>
             </w:r>
           </w:p>
         </w:tc>
@@ -1550,7 +1660,7 @@
                 <w:b w:val="0"/>
                 <w:sz w:val="20"/>
               </w:rPr>
-              <w:t>13</w:t>
+              <w:t>14</w:t>
             </w:r>
           </w:p>
         </w:tc>
@@ -1660,7 +1770,7 @@
                 <w:b w:val="0"/>
                 <w:sz w:val="20"/>
               </w:rPr>
-              <w:t>14</w:t>
+              <w:t>15</w:t>
             </w:r>
           </w:p>
         </w:tc>
@@ -1770,7 +1880,7 @@
                 <w:b w:val="0"/>
                 <w:sz w:val="20"/>
               </w:rPr>
-              <w:t>15</w:t>
+              <w:t>16</w:t>
             </w:r>
           </w:p>
         </w:tc>
@@ -1880,7 +1990,7 @@
                 <w:b w:val="0"/>
                 <w:sz w:val="20"/>
               </w:rPr>
-              <w:t>16</w:t>
+              <w:t>17</w:t>
             </w:r>
           </w:p>
         </w:tc>
@@ -1934,117 +2044,7 @@
                 <w:b w:val="0"/>
                 <w:sz w:val="20"/>
               </w:rPr>
-              <w:t>1</w:t>
-            </w:r>
-          </w:p>
-        </w:tc>
-        <w:tc>
-          <w:tcPr>
-            <w:tcW w:type="dxa" w:w="680"/>
-          </w:tcPr>
-          <w:p>
-            <w:pPr>
-              <w:jc w:val="center"/>
-            </w:pPr>
-            <w:r>
-              <w:rPr>
-                <w:rFonts w:ascii="Times New Roman" w:hAnsi="Times New Roman"/>
-                <w:b w:val="0"/>
-                <w:sz w:val="20"/>
-              </w:rPr>
-              <w:t>шт.</w:t>
-            </w:r>
-          </w:p>
-        </w:tc>
-        <w:tc>
-          <w:tcPr>
-            <w:tcW w:type="dxa" w:w="3005"/>
-          </w:tcPr>
-          <w:p>
-            <w:pPr>
-              <w:jc w:val="left"/>
-            </w:pPr>
-            <w:r>
-              <w:rPr>
-                <w:rFonts w:ascii="Times New Roman" w:hAnsi="Times New Roman"/>
-                <w:b w:val="0"/>
-                <w:sz w:val="20"/>
-              </w:rPr>
-              <w:t>ГОСТ IEC 60898-1</w:t>
-            </w:r>
-          </w:p>
-        </w:tc>
-      </w:tr>
-      <w:tr>
-        <w:tc>
-          <w:tcPr>
-            <w:tcW w:type="dxa" w:w="850"/>
-          </w:tcPr>
-          <w:p>
-            <w:pPr>
-              <w:jc w:val="center"/>
-            </w:pPr>
-            <w:r>
-              <w:rPr>
-                <w:rFonts w:ascii="Times New Roman" w:hAnsi="Times New Roman"/>
-                <w:b w:val="0"/>
-                <w:sz w:val="20"/>
-              </w:rPr>
-              <w:t>17</w:t>
-            </w:r>
-          </w:p>
-        </w:tc>
-        <w:tc>
-          <w:tcPr>
-            <w:tcW w:type="dxa" w:w="2268"/>
-          </w:tcPr>
-          <w:p>
-            <w:pPr>
-              <w:jc w:val="left"/>
-            </w:pPr>
-            <w:r>
-              <w:rPr>
-                <w:rFonts w:ascii="Times New Roman" w:hAnsi="Times New Roman"/>
-                <w:b w:val="0"/>
-                <w:sz w:val="20"/>
-              </w:rPr>
-              <w:t>ВА47-63 50C</w:t>
-            </w:r>
-          </w:p>
-        </w:tc>
-        <w:tc>
-          <w:tcPr>
-            <w:tcW w:type="dxa" w:w="4819"/>
-          </w:tcPr>
-          <w:p>
-            <w:pPr>
-              <w:jc w:val="left"/>
-            </w:pPr>
-            <w:r>
-              <w:rPr>
-                <w:rFonts w:ascii="Times New Roman" w:hAnsi="Times New Roman"/>
-                <w:b w:val="0"/>
-                <w:sz w:val="20"/>
-              </w:rPr>
-              <w:t>Выключатель автоматический ВА47-63 50А хар.C 3пол., ГОСТ IEC 60898-1</w:t>
-            </w:r>
-          </w:p>
-        </w:tc>
-        <w:tc>
-          <w:tcPr>
-            <w:tcW w:type="dxa" w:w="850"/>
-          </w:tcPr>
-          <w:p>
-            <w:pPr>
-              <w:jc w:val="center"/>
-            </w:pPr>
-            <w:r>
-              <w:rPr>
-                <w:rFonts w:ascii="Times New Roman" w:hAnsi="Times New Roman"/>
-                <w:b w:val="0"/>
-                <w:sz w:val="20"/>
-              </w:rPr>
-              <w:t>1</w:t>
+              <w:t>2</w:t>
             </w:r>
           </w:p>
         </w:tc>
@@ -2505,7 +2505,7 @@
                 <w:b w:val="0"/>
                 <w:sz w:val="20"/>
               </w:rPr>
-              <w:t>336</w:t>
+              <w:t>378</w:t>
             </w:r>
           </w:p>
         </w:tc>
@@ -2541,7 +2541,7 @@
                 <w:b w:val="0"/>
                 <w:sz w:val="20"/>
               </w:rPr>
-              <w:t>план 10м + запас 20%; план 15м + запас 20%; план 20м + запас 20%; план 45м + запас 20%; план 50м + запас 20%; план 55м + запас 20%; план 60м + запас 20%</w:t>
+              <w:t>план 10м + запас 20%; план 15м + запас 20%; план 20м + запас 20%; план 35м + запас 20%; план 45м + запас 20%; план 50м + запас 20%; план 55м + запас 20%; план 60м + запас 20%</w:t>
             </w:r>
           </w:p>
         </w:tc>
@@ -2835,7 +2835,7 @@
                 <w:b w:val="0"/>
                 <w:sz w:val="20"/>
               </w:rPr>
-              <w:t>36</w:t>
+              <w:t>78</w:t>
             </w:r>
           </w:p>
         </w:tc>
@@ -2871,7 +2871,7 @@
                 <w:b w:val="0"/>
                 <w:sz w:val="20"/>
               </w:rPr>
-              <w:t>план 30м + запас 20%</w:t>
+              <w:t>план 30м + запас 20%; план 35м + запас 20%</w:t>
             </w:r>
           </w:p>
         </w:tc>
@@ -2892,116 +2892,6 @@
                 <w:sz w:val="20"/>
               </w:rPr>
               <w:t>25</w:t>
-            </w:r>
-          </w:p>
-        </w:tc>
-        <w:tc>
-          <w:tcPr>
-            <w:tcW w:type="dxa" w:w="2268"/>
-          </w:tcPr>
-          <w:p>
-            <w:pPr>
-              <w:jc w:val="left"/>
-            </w:pPr>
-            <w:r>
-              <w:rPr>
-                <w:rFonts w:ascii="Times New Roman" w:hAnsi="Times New Roman"/>
-                <w:b w:val="0"/>
-                <w:sz w:val="20"/>
-              </w:rPr>
-              <w:t>ВВГнг-LS 4×10</w:t>
-            </w:r>
-          </w:p>
-        </w:tc>
-        <w:tc>
-          <w:tcPr>
-            <w:tcW w:type="dxa" w:w="4819"/>
-          </w:tcPr>
-          <w:p>
-            <w:pPr>
-              <w:jc w:val="left"/>
-            </w:pPr>
-            <w:r>
-              <w:rPr>
-                <w:rFonts w:ascii="Times New Roman" w:hAnsi="Times New Roman"/>
-                <w:b w:val="0"/>
-                <w:sz w:val="20"/>
-              </w:rPr>
-              <w:t>Кабель ВВГнг-LS 4×10 мм²</w:t>
-            </w:r>
-          </w:p>
-        </w:tc>
-        <w:tc>
-          <w:tcPr>
-            <w:tcW w:type="dxa" w:w="850"/>
-          </w:tcPr>
-          <w:p>
-            <w:pPr>
-              <w:jc w:val="center"/>
-            </w:pPr>
-            <w:r>
-              <w:rPr>
-                <w:rFonts w:ascii="Times New Roman" w:hAnsi="Times New Roman"/>
-                <w:b w:val="0"/>
-                <w:sz w:val="20"/>
-              </w:rPr>
-              <w:t>42</w:t>
-            </w:r>
-          </w:p>
-        </w:tc>
-        <w:tc>
-          <w:tcPr>
-            <w:tcW w:type="dxa" w:w="680"/>
-          </w:tcPr>
-          <w:p>
-            <w:pPr>
-              <w:jc w:val="center"/>
-            </w:pPr>
-            <w:r>
-              <w:rPr>
-                <w:rFonts w:ascii="Times New Roman" w:hAnsi="Times New Roman"/>
-                <w:b w:val="0"/>
-                <w:sz w:val="20"/>
-              </w:rPr>
-              <w:t>м</w:t>
-            </w:r>
-          </w:p>
-        </w:tc>
-        <w:tc>
-          <w:tcPr>
-            <w:tcW w:type="dxa" w:w="3005"/>
-          </w:tcPr>
-          <w:p>
-            <w:pPr>
-              <w:jc w:val="left"/>
-            </w:pPr>
-            <w:r>
-              <w:rPr>
-                <w:rFonts w:ascii="Times New Roman" w:hAnsi="Times New Roman"/>
-                <w:b w:val="0"/>
-                <w:sz w:val="20"/>
-              </w:rPr>
-              <w:t>план 35м + запас 20%</w:t>
-            </w:r>
-          </w:p>
-        </w:tc>
-      </w:tr>
-      <w:tr>
-        <w:tc>
-          <w:tcPr>
-            <w:tcW w:type="dxa" w:w="850"/>
-          </w:tcPr>
-          <w:p>
-            <w:pPr>
-              <w:jc w:val="center"/>
-            </w:pPr>
-            <w:r>
-              <w:rPr>
-                <w:rFonts w:ascii="Times New Roman" w:hAnsi="Times New Roman"/>
-                <w:b w:val="0"/>
-                <w:sz w:val="20"/>
-              </w:rPr>
-              <w:t>26</w:t>
             </w:r>
           </w:p>
         </w:tc>
@@ -3132,7 +3022,7 @@
                 <w:b w:val="0"/>
                 <w:sz w:val="20"/>
               </w:rPr>
-              <w:t>27</w:t>
+              <w:t>26</w:t>
             </w:r>
           </w:p>
         </w:tc>
@@ -3186,7 +3076,7 @@
                 <w:b w:val="0"/>
                 <w:sz w:val="20"/>
               </w:rPr>
-              <w:t>20</w:t>
+              <w:t>24</w:t>
             </w:r>
           </w:p>
         </w:tc>
@@ -3242,7 +3132,7 @@
                 <w:b w:val="0"/>
                 <w:sz w:val="20"/>
               </w:rPr>
-              <w:t>28</w:t>
+              <w:t>27</w:t>
             </w:r>
           </w:p>
         </w:tc>
@@ -3296,7 +3186,7 @@
                 <w:b w:val="0"/>
                 <w:sz w:val="20"/>
               </w:rPr>
-              <w:t>5</w:t>
+              <w:t>6</w:t>
             </w:r>
           </w:p>
         </w:tc>
@@ -3352,7 +3242,7 @@
                 <w:b w:val="0"/>
                 <w:sz w:val="20"/>
               </w:rPr>
-              <w:t>29</w:t>
+              <w:t>28</w:t>
             </w:r>
           </w:p>
         </w:tc>
@@ -3406,7 +3296,7 @@
                 <w:b w:val="0"/>
                 <w:sz w:val="20"/>
               </w:rPr>
-              <w:t>5</w:t>
+              <w:t>6</w:t>
             </w:r>
           </w:p>
         </w:tc>
@@ -3461,7 +3351,7 @@
                 <w:b w:val="0"/>
                 <w:sz w:val="20"/>
               </w:rPr>
-              <w:t>30</w:t>
+              <w:t>29</w:t>
             </w:r>
           </w:p>
         </w:tc>
@@ -3515,7 +3405,7 @@
                 <w:b w:val="0"/>
                 <w:sz w:val="20"/>
               </w:rPr>
-              <w:t>5</w:t>
+              <w:t>6</w:t>
             </w:r>
           </w:p>
         </w:tc>

--- a/elec-system/projects/ТЕСТ-2025-001_Тестовая_школа/docs/ТЕСТ-2025-001_spec.docx
+++ b/elec-system/projects/ТЕСТ-2025-001_Тестовая_школа/docs/ТЕСТ-2025-001_spec.docx
@@ -519,7 +519,7 @@
                 <w:b w:val="0"/>
                 <w:sz w:val="20"/>
               </w:rPr>
-              <w:t>Iн шины=6А</w:t>
+              <w:t>Iн шины=10А</w:t>
             </w:r>
           </w:p>
         </w:tc>
@@ -739,7 +739,7 @@
                 <w:b w:val="0"/>
                 <w:sz w:val="20"/>
               </w:rPr>
-              <w:t>Iн шины=6А</w:t>
+              <w:t>Iн шины=10А</w:t>
             </w:r>
           </w:p>
         </w:tc>
@@ -959,7 +959,7 @@
                 <w:b w:val="0"/>
                 <w:sz w:val="20"/>
               </w:rPr>
-              <w:t>Iн шины=13А</w:t>
+              <w:t>Iн шины=16А</w:t>
             </w:r>
           </w:p>
         </w:tc>
@@ -1054,7 +1054,7 @@
                 <w:b w:val="0"/>
                 <w:sz w:val="20"/>
               </w:rPr>
-              <w:t>3</w:t>
+              <w:t>1</w:t>
             </w:r>
           </w:p>
         </w:tc>
@@ -1384,7 +1384,7 @@
                 <w:b w:val="0"/>
                 <w:sz w:val="20"/>
               </w:rPr>
-              <w:t>3</w:t>
+              <w:t>5</w:t>
             </w:r>
           </w:p>
         </w:tc>
@@ -1604,7 +1604,7 @@
                 <w:b w:val="0"/>
                 <w:sz w:val="20"/>
               </w:rPr>
-              <w:t>4</w:t>
+              <w:t>3</w:t>
             </w:r>
           </w:p>
         </w:tc>
@@ -1824,7 +1824,7 @@
                 <w:b w:val="0"/>
                 <w:sz w:val="20"/>
               </w:rPr>
-              <w:t>1</w:t>
+              <w:t>2</w:t>
             </w:r>
           </w:p>
         </w:tc>
